--- a/documents-src/guidelines/cpcf-2027-spring-community-impact-grant-guidelines.docx
+++ b/documents-src/guidelines/cpcf-2027-spring-community-impact-grant-guidelines.docx
@@ -84,7 +84,7 @@
           </w:p>
           <w:p>
             <w:r>
-              <w:t>Program page: https://example.github.io/cinder-peaks-community-foundation/grants/community-impact-grants-spring/</w:t>
+              <w:t>Program page: https://hufsa-stack.github.io/cinder-peaks-community-foundation/grants/community-impact-grants-spring/</w:t>
             </w:r>
           </w:p>
         </w:tc>
@@ -1103,7 +1103,7 @@
         <w:t xml:space="preserve">Community Impact Grant Application Worksheet: </w:t>
       </w:r>
       <w:r>
-        <w:t>https://example.github.io/cinder-peaks-community-foundation/documents/templates/cpcf-community-impact-grant-application-worksheet.pdf</w:t>
+        <w:t>https://hufsa-stack.github.io/cinder-peaks-community-foundation/documents/templates/cpcf-community-impact-grant-application-worksheet.pdf</w:t>
       </w:r>
     </w:p>
     <w:p>
@@ -1117,7 +1117,7 @@
         <w:t xml:space="preserve">Grant Eligibility Checklist: </w:t>
       </w:r>
       <w:r>
-        <w:t>https://example.github.io/cinder-peaks-community-foundation/documents/templates/cpcf-grant-eligibility-checklist.pdf</w:t>
+        <w:t>https://hufsa-stack.github.io/cinder-peaks-community-foundation/documents/templates/cpcf-grant-eligibility-checklist.pdf</w:t>
       </w:r>
     </w:p>
     <w:p>
@@ -1131,7 +1131,7 @@
         <w:t xml:space="preserve">Fiscal Sponsor Letter Template: </w:t>
       </w:r>
       <w:r>
-        <w:t>https://example.github.io/cinder-peaks-community-foundation/documents/templates/cpcf-fiscal-sponsor-letter-template.pdf</w:t>
+        <w:t>https://hufsa-stack.github.io/cinder-peaks-community-foundation/documents/templates/cpcf-fiscal-sponsor-letter-template.pdf</w:t>
       </w:r>
     </w:p>
     <w:p>
@@ -1145,7 +1145,7 @@
         <w:t xml:space="preserve">Community Impact Story Report Form: </w:t>
       </w:r>
       <w:r>
-        <w:t>https://example.github.io/cinder-peaks-community-foundation/documents/reporting/cpcf-community-impact-story-report-form.pdf</w:t>
+        <w:t>https://hufsa-stack.github.io/cinder-peaks-community-foundation/documents/reporting/cpcf-community-impact-story-report-form.pdf</w:t>
       </w:r>
     </w:p>
     <w:p>

--- a/documents-src/guidelines/cpcf-2027-spring-community-impact-grant-guidelines.docx
+++ b/documents-src/guidelines/cpcf-2027-spring-community-impact-grant-guidelines.docx
@@ -796,7 +796,7 @@
               <w:rPr>
                 <w:sz w:val="19"/>
               </w:rPr>
-              <w:t>Friday, March 12, 2027, 5:00 p.m. MST</w:t>
+              <w:t>Friday, March 12, 2027, 6:00 p.m. MST</w:t>
             </w:r>
           </w:p>
         </w:tc>
@@ -956,7 +956,7 @@
         <w:t xml:space="preserve">4.  Submit the application. </w:t>
       </w:r>
       <w:r>
-        <w:t>Submit the online application, current-year operating budget, and most recent board-approved financial statements by 5:00 p.m. MST on March 12, 2027.</w:t>
+        <w:t>Submit the online application, current-year operating budget, and most recent board-approved financial statements by 6:00 p.m. MST on March 12, 2027.</w:t>
       </w:r>
     </w:p>
     <w:p>

--- a/documents-src/guidelines/cpcf-2027-spring-community-impact-grant-guidelines.docx
+++ b/documents-src/guidelines/cpcf-2027-spring-community-impact-grant-guidelines.docx
@@ -308,7 +308,7 @@
         <w:pStyle w:val="ListBullet"/>
       </w:pPr>
       <w:r>
-        <w:t>In operation for at least two years with a board-approved annual budget</w:t>
+        <w:t>In operation for at least three years with a board-approved annual budget</w:t>
       </w:r>
     </w:p>
     <w:p>

--- a/documents-src/guidelines/cpcf-2027-spring-community-impact-grant-guidelines.docx
+++ b/documents-src/guidelines/cpcf-2027-spring-community-impact-grant-guidelines.docx
@@ -31,7 +31,7 @@
           <w:color w:val="5F6B6E"/>
           <w:sz w:val="22"/>
         </w:rPr>
-        <w:t>Competitive general operating grant  ·  Opens February 1, 2027</w:t>
+        <w:t>Competitive general operating grant  ·  Opens February 15, 2027</w:t>
       </w:r>
     </w:p>
     <w:tbl>
@@ -720,7 +720,7 @@
               <w:rPr>
                 <w:sz w:val="19"/>
               </w:rPr>
-              <w:t>Monday, February 1, 2027</w:t>
+              <w:t>Monday, February 15, 2027</w:t>
             </w:r>
           </w:p>
         </w:tc>
